--- a/public/fun/forms/이력서_물류·구매_10_JSONResume형.docx
+++ b/public/fun/forms/이력서_물류·구매_10_JSONResume형.docx
@@ -345,6 +345,234 @@
           <w:color w:val="696359"/>
           <w:sz w:val="17"/>
         </w:rPr>
+        <w:t>education</w:t>
+      </w:r>
+      <w:r>
+        <w:rPr>
+          <w:rFonts w:ascii="바탕" w:hAnsi="바탕" w:eastAsia="바탕" w:cs="바탕"/>
+          <w:b/>
+          <w:color w:val="3E3932"/>
+          <w:sz w:val="22"/>
+        </w:rPr>
+        <w:t xml:space="preserve">   자격 · 학력</w:t>
+      </w:r>
+    </w:p>
+    <w:tbl>
+      <w:tblPr>
+        <w:tblW w:w="10350" w:type="dxa"/>
+        <w:jc w:val="left"/>
+        <w:tblBorders>
+          <w:top w:val="single" w:sz="4" w:space="0" w:color="CFCDC9"/>
+          <w:left w:val="single" w:sz="4" w:space="0" w:color="CFCDC9"/>
+          <w:bottom w:val="single" w:sz="4" w:space="0" w:color="CFCDC9"/>
+          <w:right w:val="single" w:sz="4" w:space="0" w:color="CFCDC9"/>
+          <w:insideH w:val="single" w:sz="4" w:space="0" w:color="CFCDC9"/>
+          <w:insideV w:val="single" w:sz="4" w:space="0" w:color="CFCDC9"/>
+        </w:tblBorders>
+        <w:tblLayout w:type="fixed"/>
+        <w:tblCellMar>
+          <w:top w:w="40" w:type="dxa"/>
+          <w:left w:w="80" w:type="dxa"/>
+          <w:bottom w:w="40" w:type="dxa"/>
+          <w:right w:w="80" w:type="dxa"/>
+        </w:tblCellMar>
+        <w:tblLook w:firstColumn="1" w:firstRow="1" w:lastColumn="0" w:lastRow="0" w:noHBand="0" w:noVBand="1" w:val="04A0"/>
+      </w:tblPr>
+      <w:tblGrid>
+        <w:gridCol w:w="2070"/>
+        <w:gridCol w:w="4140"/>
+        <w:gridCol w:w="4140"/>
+      </w:tblGrid>
+      <w:tr>
+        <w:trPr>
+          <w:trHeight w:val="420" w:hRule="atLeast"/>
+          <w:cantSplit/>
+        </w:trPr>
+        <w:tc>
+          <w:tcPr>
+            <w:tcW w:type="dxa" w:w="2070"/>
+            <w:shd w:val="clear" w:color="auto" w:fill="F4F4F3"/>
+            <w:vAlign w:val="center"/>
+          </w:tcPr>
+          <w:p>
+            <w:pPr>
+              <w:spacing w:before="0" w:after="0"/>
+              <w:jc w:val="center"/>
+            </w:pPr>
+            <w:r>
+              <w:rPr>
+                <w:b/>
+                <w:color w:val="3E3932"/>
+                <w:sz w:val="19"/>
+              </w:rPr>
+              <w:t>취득일</w:t>
+            </w:r>
+          </w:p>
+        </w:tc>
+        <w:tc>
+          <w:tcPr>
+            <w:tcW w:type="dxa" w:w="4140"/>
+            <w:shd w:val="clear" w:color="auto" w:fill="F4F4F3"/>
+            <w:vAlign w:val="center"/>
+          </w:tcPr>
+          <w:p>
+            <w:pPr>
+              <w:spacing w:before="0" w:after="0"/>
+              <w:jc w:val="center"/>
+            </w:pPr>
+            <w:r>
+              <w:rPr>
+                <w:b/>
+                <w:color w:val="3E3932"/>
+                <w:sz w:val="19"/>
+              </w:rPr>
+              <w:t>자격 · 학교</w:t>
+            </w:r>
+          </w:p>
+        </w:tc>
+        <w:tc>
+          <w:tcPr>
+            <w:tcW w:type="dxa" w:w="4140"/>
+            <w:shd w:val="clear" w:color="auto" w:fill="F4F4F3"/>
+            <w:vAlign w:val="center"/>
+          </w:tcPr>
+          <w:p>
+            <w:pPr>
+              <w:spacing w:before="0" w:after="0"/>
+              <w:jc w:val="center"/>
+            </w:pPr>
+            <w:r>
+              <w:rPr>
+                <w:b/>
+                <w:color w:val="3E3932"/>
+                <w:sz w:val="19"/>
+              </w:rPr>
+              <w:t>내 용</w:t>
+            </w:r>
+          </w:p>
+        </w:tc>
+      </w:tr>
+      <w:tr>
+        <w:trPr>
+          <w:trHeight w:val="465" w:hRule="atLeast"/>
+          <w:cantSplit/>
+        </w:trPr>
+        <w:tc>
+          <w:tcPr>
+            <w:tcW w:type="dxa" w:w="2070"/>
+            <w:vAlign w:val="center"/>
+          </w:tcPr>
+          <w:p>
+            <w:pPr>
+              <w:spacing w:before="0" w:after="0"/>
+              <w:jc w:val="left"/>
+            </w:pPr>
+            <w:r>
+              <w:rPr>
+                <w:color w:val="A9B0B8"/>
+                <w:sz w:val="16"/>
+              </w:rPr>
+              <w:t>예) 2023.05.</w:t>
+            </w:r>
+          </w:p>
+        </w:tc>
+        <w:tc>
+          <w:tcPr>
+            <w:tcW w:type="dxa" w:w="4140"/>
+            <w:vAlign w:val="center"/>
+          </w:tcPr>
+          <w:p/>
+        </w:tc>
+        <w:tc>
+          <w:tcPr>
+            <w:tcW w:type="dxa" w:w="4140"/>
+            <w:vAlign w:val="center"/>
+          </w:tcPr>
+          <w:p>
+            <w:pPr>
+              <w:spacing w:before="0" w:after="0"/>
+              <w:jc w:val="left"/>
+            </w:pPr>
+            <w:r>
+              <w:rPr>
+                <w:color w:val="A9B0B8"/>
+                <w:sz w:val="16"/>
+              </w:rPr>
+              <w:t>배운 점 · 활동 내용</w:t>
+            </w:r>
+          </w:p>
+        </w:tc>
+      </w:tr>
+      <w:tr>
+        <w:trPr>
+          <w:trHeight w:val="465" w:hRule="atLeast"/>
+          <w:cantSplit/>
+        </w:trPr>
+        <w:tc>
+          <w:tcPr>
+            <w:tcW w:type="dxa" w:w="2070"/>
+            <w:vAlign w:val="center"/>
+          </w:tcPr>
+          <w:p/>
+        </w:tc>
+        <w:tc>
+          <w:tcPr>
+            <w:tcW w:type="dxa" w:w="4140"/>
+            <w:vAlign w:val="center"/>
+          </w:tcPr>
+          <w:p/>
+        </w:tc>
+        <w:tc>
+          <w:tcPr>
+            <w:tcW w:type="dxa" w:w="4140"/>
+            <w:vAlign w:val="center"/>
+          </w:tcPr>
+          <w:p/>
+        </w:tc>
+      </w:tr>
+      <w:tr>
+        <w:trPr>
+          <w:trHeight w:val="465" w:hRule="atLeast"/>
+          <w:cantSplit/>
+        </w:trPr>
+        <w:tc>
+          <w:tcPr>
+            <w:tcW w:type="dxa" w:w="2070"/>
+            <w:vAlign w:val="center"/>
+          </w:tcPr>
+          <w:p/>
+        </w:tc>
+        <w:tc>
+          <w:tcPr>
+            <w:tcW w:type="dxa" w:w="4140"/>
+            <w:vAlign w:val="center"/>
+          </w:tcPr>
+          <w:p/>
+        </w:tc>
+        <w:tc>
+          <w:tcPr>
+            <w:tcW w:type="dxa" w:w="4140"/>
+            <w:vAlign w:val="center"/>
+          </w:tcPr>
+          <w:p/>
+        </w:tc>
+      </w:tr>
+    </w:tbl>
+    <w:p>
+      <w:pPr>
+        <w:keepNext/>
+        <w:pBdr>
+          <w:bottom w:val="single" w:sz="6" w:space="3" w:color="CFCDC9"/>
+        </w:pBdr>
+        <w:spacing w:before="240" w:after="80"/>
+        <w:jc w:val="left"/>
+      </w:pPr>
+      <w:r>
+        <w:rPr>
+          <w:b/>
+          <w:color w:val="696359"/>
+          <w:sz w:val="17"/>
+        </w:rPr>
         <w:t>work</w:t>
       </w:r>
       <w:r>
@@ -582,7 +810,19 @@
             <w:tcW w:type="dxa" w:w="2070"/>
             <w:vAlign w:val="center"/>
           </w:tcPr>
-          <w:p/>
+          <w:p>
+            <w:pPr>
+              <w:spacing w:before="0" w:after="0"/>
+              <w:jc w:val="left"/>
+            </w:pPr>
+            <w:r>
+              <w:rPr>
+                <w:color w:val="A9B0B8"/>
+                <w:sz w:val="16"/>
+              </w:rPr>
+              <w:t>예) 2022.03 ~ 2024.02</w:t>
+            </w:r>
+          </w:p>
         </w:tc>
         <w:tc>
           <w:tcPr>
@@ -596,14 +836,38 @@
             <w:tcW w:type="dxa" w:w="2760"/>
             <w:vAlign w:val="center"/>
           </w:tcPr>
-          <w:p/>
+          <w:p>
+            <w:pPr>
+              <w:spacing w:before="0" w:after="0"/>
+              <w:jc w:val="left"/>
+            </w:pPr>
+            <w:r>
+              <w:rPr>
+                <w:color w:val="A9B0B8"/>
+                <w:sz w:val="16"/>
+              </w:rPr>
+              <w:t>사원</w:t>
+            </w:r>
+          </w:p>
         </w:tc>
         <w:tc>
           <w:tcPr>
             <w:tcW w:type="dxa" w:w="2760"/>
             <w:vAlign w:val="center"/>
           </w:tcPr>
-          <w:p/>
+          <w:p>
+            <w:pPr>
+              <w:spacing w:before="0" w:after="0"/>
+              <w:jc w:val="left"/>
+            </w:pPr>
+            <w:r>
+              <w:rPr>
+                <w:color w:val="A9B0B8"/>
+                <w:sz w:val="16"/>
+              </w:rPr>
+              <w:t>맡은 일 + 숫자 성과</w:t>
+            </w:r>
+          </w:p>
         </w:tc>
       </w:tr>
       <w:tr>
@@ -1071,210 +1335,6 @@
         <w:spacing w:lineRule="exact" w:line="75" w:before="0" w:after="0"/>
       </w:pPr>
     </w:p>
-    <w:p>
-      <w:pPr>
-        <w:keepNext/>
-        <w:pBdr>
-          <w:bottom w:val="single" w:sz="6" w:space="3" w:color="CFCDC9"/>
-        </w:pBdr>
-        <w:spacing w:before="240" w:after="80"/>
-        <w:jc w:val="left"/>
-      </w:pPr>
-      <w:r>
-        <w:rPr>
-          <w:b/>
-          <w:color w:val="696359"/>
-          <w:sz w:val="17"/>
-        </w:rPr>
-        <w:t>education</w:t>
-      </w:r>
-      <w:r>
-        <w:rPr>
-          <w:rFonts w:ascii="바탕" w:hAnsi="바탕" w:eastAsia="바탕" w:cs="바탕"/>
-          <w:b/>
-          <w:color w:val="3E3932"/>
-          <w:sz w:val="22"/>
-        </w:rPr>
-        <w:t xml:space="preserve">   자격 · 학력</w:t>
-      </w:r>
-    </w:p>
-    <w:tbl>
-      <w:tblPr>
-        <w:tblW w:w="10350" w:type="dxa"/>
-        <w:jc w:val="left"/>
-        <w:tblBorders>
-          <w:top w:val="single" w:sz="4" w:space="0" w:color="CFCDC9"/>
-          <w:left w:val="single" w:sz="4" w:space="0" w:color="CFCDC9"/>
-          <w:bottom w:val="single" w:sz="4" w:space="0" w:color="CFCDC9"/>
-          <w:right w:val="single" w:sz="4" w:space="0" w:color="CFCDC9"/>
-          <w:insideH w:val="single" w:sz="4" w:space="0" w:color="CFCDC9"/>
-          <w:insideV w:val="single" w:sz="4" w:space="0" w:color="CFCDC9"/>
-        </w:tblBorders>
-        <w:tblLayout w:type="fixed"/>
-        <w:tblCellMar>
-          <w:top w:w="40" w:type="dxa"/>
-          <w:left w:w="80" w:type="dxa"/>
-          <w:bottom w:w="40" w:type="dxa"/>
-          <w:right w:w="80" w:type="dxa"/>
-        </w:tblCellMar>
-        <w:tblLook w:firstColumn="1" w:firstRow="1" w:lastColumn="0" w:lastRow="0" w:noHBand="0" w:noVBand="1" w:val="04A0"/>
-      </w:tblPr>
-      <w:tblGrid>
-        <w:gridCol w:w="2070"/>
-        <w:gridCol w:w="4140"/>
-        <w:gridCol w:w="4140"/>
-      </w:tblGrid>
-      <w:tr>
-        <w:trPr>
-          <w:trHeight w:val="420" w:hRule="atLeast"/>
-          <w:cantSplit/>
-        </w:trPr>
-        <w:tc>
-          <w:tcPr>
-            <w:tcW w:type="dxa" w:w="2070"/>
-            <w:shd w:val="clear" w:color="auto" w:fill="F4F4F3"/>
-            <w:vAlign w:val="center"/>
-          </w:tcPr>
-          <w:p>
-            <w:pPr>
-              <w:spacing w:before="0" w:after="0"/>
-              <w:jc w:val="center"/>
-            </w:pPr>
-            <w:r>
-              <w:rPr>
-                <w:b/>
-                <w:color w:val="3E3932"/>
-                <w:sz w:val="19"/>
-              </w:rPr>
-              <w:t>취득일</w:t>
-            </w:r>
-          </w:p>
-        </w:tc>
-        <w:tc>
-          <w:tcPr>
-            <w:tcW w:type="dxa" w:w="4140"/>
-            <w:shd w:val="clear" w:color="auto" w:fill="F4F4F3"/>
-            <w:vAlign w:val="center"/>
-          </w:tcPr>
-          <w:p>
-            <w:pPr>
-              <w:spacing w:before="0" w:after="0"/>
-              <w:jc w:val="center"/>
-            </w:pPr>
-            <w:r>
-              <w:rPr>
-                <w:b/>
-                <w:color w:val="3E3932"/>
-                <w:sz w:val="19"/>
-              </w:rPr>
-              <w:t>자격 · 학교</w:t>
-            </w:r>
-          </w:p>
-        </w:tc>
-        <w:tc>
-          <w:tcPr>
-            <w:tcW w:type="dxa" w:w="4140"/>
-            <w:shd w:val="clear" w:color="auto" w:fill="F4F4F3"/>
-            <w:vAlign w:val="center"/>
-          </w:tcPr>
-          <w:p>
-            <w:pPr>
-              <w:spacing w:before="0" w:after="0"/>
-              <w:jc w:val="center"/>
-            </w:pPr>
-            <w:r>
-              <w:rPr>
-                <w:b/>
-                <w:color w:val="3E3932"/>
-                <w:sz w:val="19"/>
-              </w:rPr>
-              <w:t>내 용</w:t>
-            </w:r>
-          </w:p>
-        </w:tc>
-      </w:tr>
-      <w:tr>
-        <w:trPr>
-          <w:trHeight w:val="465" w:hRule="atLeast"/>
-          <w:cantSplit/>
-        </w:trPr>
-        <w:tc>
-          <w:tcPr>
-            <w:tcW w:type="dxa" w:w="2070"/>
-            <w:vAlign w:val="center"/>
-          </w:tcPr>
-          <w:p/>
-        </w:tc>
-        <w:tc>
-          <w:tcPr>
-            <w:tcW w:type="dxa" w:w="4140"/>
-            <w:vAlign w:val="center"/>
-          </w:tcPr>
-          <w:p/>
-        </w:tc>
-        <w:tc>
-          <w:tcPr>
-            <w:tcW w:type="dxa" w:w="4140"/>
-            <w:vAlign w:val="center"/>
-          </w:tcPr>
-          <w:p/>
-        </w:tc>
-      </w:tr>
-      <w:tr>
-        <w:trPr>
-          <w:trHeight w:val="465" w:hRule="atLeast"/>
-          <w:cantSplit/>
-        </w:trPr>
-        <w:tc>
-          <w:tcPr>
-            <w:tcW w:type="dxa" w:w="2070"/>
-            <w:vAlign w:val="center"/>
-          </w:tcPr>
-          <w:p/>
-        </w:tc>
-        <w:tc>
-          <w:tcPr>
-            <w:tcW w:type="dxa" w:w="4140"/>
-            <w:vAlign w:val="center"/>
-          </w:tcPr>
-          <w:p/>
-        </w:tc>
-        <w:tc>
-          <w:tcPr>
-            <w:tcW w:type="dxa" w:w="4140"/>
-            <w:vAlign w:val="center"/>
-          </w:tcPr>
-          <w:p/>
-        </w:tc>
-      </w:tr>
-      <w:tr>
-        <w:trPr>
-          <w:trHeight w:val="465" w:hRule="atLeast"/>
-          <w:cantSplit/>
-        </w:trPr>
-        <w:tc>
-          <w:tcPr>
-            <w:tcW w:type="dxa" w:w="2070"/>
-            <w:vAlign w:val="center"/>
-          </w:tcPr>
-          <w:p/>
-        </w:tc>
-        <w:tc>
-          <w:tcPr>
-            <w:tcW w:type="dxa" w:w="4140"/>
-            <w:vAlign w:val="center"/>
-          </w:tcPr>
-          <w:p/>
-        </w:tc>
-        <w:tc>
-          <w:tcPr>
-            <w:tcW w:type="dxa" w:w="4140"/>
-            <w:vAlign w:val="center"/>
-          </w:tcPr>
-          <w:p/>
-        </w:tc>
-      </w:tr>
-    </w:tbl>
     <w:p>
       <w:pPr>
         <w:keepNext w:val="0"/>

--- a/public/fun/forms/이력서_물류·구매_10_JSONResume형.docx
+++ b/public/fun/forms/이력서_물류·구매_10_JSONResume형.docx
@@ -1035,7 +1035,9 @@
                 <w:color w:val="3E3932"/>
                 <w:sz w:val="19"/>
               </w:rPr>
-              <w:t>시스템 · 프로그램</w:t>
+              <w:t>시스템 ·</w:t>
+              <w:br/>
+              <w:t>프로그램</w:t>
             </w:r>
           </w:p>
         </w:tc>
@@ -1228,10 +1230,10 @@
         <w:tblLook w:firstColumn="1" w:firstRow="1" w:lastColumn="0" w:lastRow="0" w:noHBand="0" w:noVBand="1" w:val="04A0"/>
       </w:tblPr>
       <w:tblGrid>
-        <w:gridCol w:w="1380"/>
-        <w:gridCol w:w="3795"/>
-        <w:gridCol w:w="1380"/>
-        <w:gridCol w:w="3795"/>
+        <w:gridCol w:w="1545"/>
+        <w:gridCol w:w="3630"/>
+        <w:gridCol w:w="1545"/>
+        <w:gridCol w:w="3630"/>
       </w:tblGrid>
       <w:tr>
         <w:trPr>
@@ -1240,7 +1242,7 @@
         </w:trPr>
         <w:tc>
           <w:tcPr>
-            <w:tcW w:type="dxa" w:w="1380"/>
+            <w:tcW w:type="dxa" w:w="1545"/>
             <w:shd w:val="clear" w:color="auto" w:fill="F4F4F3"/>
             <w:vAlign w:val="center"/>
           </w:tcPr>
@@ -1261,14 +1263,14 @@
         </w:tc>
         <w:tc>
           <w:tcPr>
-            <w:tcW w:type="dxa" w:w="3795"/>
+            <w:tcW w:type="dxa" w:w="3630"/>
             <w:vAlign w:val="center"/>
           </w:tcPr>
           <w:p/>
         </w:tc>
         <w:tc>
           <w:tcPr>
-            <w:tcW w:type="dxa" w:w="1380"/>
+            <w:tcW w:type="dxa" w:w="1545"/>
             <w:shd w:val="clear" w:color="auto" w:fill="F4F4F3"/>
             <w:vAlign w:val="center"/>
           </w:tcPr>
@@ -1289,7 +1291,7 @@
         </w:tc>
         <w:tc>
           <w:tcPr>
-            <w:tcW w:type="dxa" w:w="3795"/>
+            <w:tcW w:type="dxa" w:w="3630"/>
             <w:vAlign w:val="center"/>
           </w:tcPr>
           <w:p/>
@@ -1302,7 +1304,7 @@
         </w:trPr>
         <w:tc>
           <w:tcPr>
-            <w:tcW w:type="dxa" w:w="1380"/>
+            <w:tcW w:type="dxa" w:w="1545"/>
             <w:shd w:val="clear" w:color="auto" w:fill="F4F4F3"/>
             <w:vAlign w:val="center"/>
           </w:tcPr>
@@ -1317,13 +1319,15 @@
                 <w:color w:val="3E3932"/>
                 <w:sz w:val="19"/>
               </w:rPr>
-              <w:t>방법 · 결과 (전후 수치)</w:t>
+              <w:t>방법 · 결과</w:t>
+              <w:br/>
+              <w:t>(전후 수치)</w:t>
             </w:r>
           </w:p>
         </w:tc>
         <w:tc>
           <w:tcPr>
-            <w:tcW w:type="dxa" w:w="8970"/>
+            <w:tcW w:type="dxa" w:w="8805"/>
             <w:gridSpan w:val="3"/>
           </w:tcPr>
           <w:p/>

--- a/public/fun/forms/이력서_물류·구매_10_JSONResume형.docx
+++ b/public/fun/forms/이력서_물류·구매_10_JSONResume형.docx
@@ -472,7 +472,7 @@
                 <w:color w:val="A9B0B8"/>
                 <w:sz w:val="16"/>
               </w:rPr>
-              <w:t>예) 2023.05.</w:t>
+              <w:t>예) ○○○○.○○.</w:t>
             </w:r>
           </w:p>
         </w:tc>
@@ -820,7 +820,7 @@
                 <w:color w:val="A9B0B8"/>
                 <w:sz w:val="16"/>
               </w:rPr>
-              <w:t>예) 2022.03 ~ 2024.02</w:t>
+              <w:t>예) ○○○○.○○ ~ ○○○○.○○</w:t>
             </w:r>
           </w:p>
         </w:tc>
@@ -1749,7 +1749,7 @@
                 <w:color w:val="696359"/>
                 <w:sz w:val="19"/>
               </w:rPr>
-              <w:t>2021~현재 · ○○물류센터 · 일 출고 3,000건 · 재고 정확도 96% → 99.2%, 운송비 연 7% 절감</w:t>
+              <w:t>기간 입력 · ○○물류센터 · 일 출고 3,000건 · 재고 정확도 96% → 99.2%, 운송비 연 7% 절감</w:t>
             </w:r>
           </w:p>
         </w:tc>
